--- a/Report_Wind_Field_Estimation.docx
+++ b/Report_Wind_Field_Estimation.docx
@@ -680,7 +680,11 @@
           <w14:ligatures w14:val="none"/>
         </w:rPr>
       </w:pPr>
-      <w:r>
+    </w:p>
+    <w:p>
+      <w:pPr>
+        <w:spacing w:before="100" w:beforeAutospacing="1" w:after="100" w:afterAutospacing="1" w:line="240" w:lineRule="auto"/>
+        <w:outlineLvl w:val="2"/>
         <w:rPr>
           <w:rFonts w:ascii="Times New Roman" w:eastAsia="Times New Roman" w:hAnsi="Times New Roman" w:cs="Times New Roman"/>
           <w:b/>
@@ -691,15 +695,54 @@
           <w:lang w:eastAsia="en-GB"/>
           <w14:ligatures w14:val="none"/>
         </w:rPr>
+      </w:pPr>
+    </w:p>
+    <w:p>
+      <w:pPr>
+        <w:spacing w:before="100" w:beforeAutospacing="1" w:after="100" w:afterAutospacing="1" w:line="240" w:lineRule="auto"/>
+        <w:outlineLvl w:val="2"/>
+        <w:rPr>
+          <w:rFonts w:ascii="Times New Roman" w:eastAsia="Times New Roman" w:hAnsi="Times New Roman" w:cs="Times New Roman"/>
+          <w:b/>
+          <w:bCs/>
+          <w:kern w:val="0"/>
+          <w:sz w:val="27"/>
+          <w:szCs w:val="27"/>
+          <w:lang w:eastAsia="en-GB"/>
+          <w14:ligatures w14:val="none"/>
+        </w:rPr>
+      </w:pPr>
+      <w:r>
+        <w:rPr>
+          <w:rFonts w:ascii="Times New Roman" w:eastAsia="Times New Roman" w:hAnsi="Times New Roman" w:cs="Times New Roman"/>
+          <w:b/>
+          <w:bCs/>
+          <w:kern w:val="0"/>
+          <w:sz w:val="27"/>
+          <w:szCs w:val="27"/>
+          <w:lang w:eastAsia="en-GB"/>
+          <w14:ligatures w14:val="none"/>
+        </w:rPr>
+        <w:lastRenderedPageBreak/>
         <w:t>3.4 Wind Speed Retrieval (CMOD5 GMF)</w:t>
       </w:r>
     </w:p>
     <w:p>
       <w:pPr>
-        <w:pStyle w:val="NormalWeb"/>
-      </w:pPr>
-      <w:r>
-        <w:lastRenderedPageBreak/>
+        <w:spacing w:before="100" w:beforeAutospacing="1" w:after="100" w:afterAutospacing="1" w:line="240" w:lineRule="auto"/>
+        <w:outlineLvl w:val="2"/>
+        <w:rPr>
+          <w:rFonts w:ascii="Times New Roman" w:eastAsia="Times New Roman" w:hAnsi="Times New Roman" w:cs="Times New Roman"/>
+          <w:b/>
+          <w:bCs/>
+          <w:kern w:val="0"/>
+          <w:sz w:val="27"/>
+          <w:szCs w:val="27"/>
+          <w:lang w:eastAsia="en-GB"/>
+          <w14:ligatures w14:val="none"/>
+        </w:rPr>
+      </w:pPr>
+      <w:r>
         <w:t>Wind speeds are calculated by inverting a stabilized CMOD5 Geophysical Model Function. To prevent the "Swath Edge Artifact"—a common failure point where high incidence angles cause exponential overestimations of wind speed—the inversion optimizer was custom-built to minimize the loss function in Logarithmic (Decibel) space rather than Linear space.</w:t>
       </w:r>
     </w:p>
@@ -1076,6 +1119,17 @@
     <w:p>
       <w:pPr>
         <w:spacing w:before="100" w:beforeAutospacing="1" w:after="100" w:afterAutospacing="1" w:line="240" w:lineRule="auto"/>
+        <w:rPr>
+          <w:rFonts w:ascii="Times New Roman" w:eastAsia="Times New Roman" w:hAnsi="Times New Roman" w:cs="Times New Roman"/>
+          <w:kern w:val="0"/>
+          <w:lang w:eastAsia="en-GB"/>
+          <w14:ligatures w14:val="none"/>
+        </w:rPr>
+      </w:pPr>
+    </w:p>
+    <w:p>
+      <w:pPr>
+        <w:spacing w:before="100" w:beforeAutospacing="1" w:after="100" w:afterAutospacing="1" w:line="240" w:lineRule="auto"/>
         <w:jc w:val="center"/>
         <w:outlineLvl w:val="1"/>
         <w:rPr>
@@ -1100,6 +1154,7 @@
           <w:szCs w:val="36"/>
           <w:lang w:eastAsia="en-GB"/>
         </w:rPr>
+        <w:lastRenderedPageBreak/>
         <w:drawing>
           <wp:inline distT="0" distB="0" distL="0" distR="0" wp14:anchorId="03E8BA46" wp14:editId="12657522">
             <wp:extent cx="3913974" cy="2620447"/>
@@ -1178,7 +1233,11 @@
           <w14:ligatures w14:val="none"/>
         </w:rPr>
       </w:pPr>
-      <w:r>
+    </w:p>
+    <w:p>
+      <w:pPr>
+        <w:spacing w:before="100" w:beforeAutospacing="1" w:after="100" w:afterAutospacing="1" w:line="240" w:lineRule="auto"/>
+        <w:outlineLvl w:val="1"/>
         <w:rPr>
           <w:rFonts w:ascii="Times New Roman" w:eastAsia="Times New Roman" w:hAnsi="Times New Roman" w:cs="Times New Roman"/>
           <w:b/>
@@ -1189,9 +1248,7 @@
           <w:lang w:eastAsia="en-GB"/>
           <w14:ligatures w14:val="none"/>
         </w:rPr>
-        <w:lastRenderedPageBreak/>
-        <w:t>5. Discussion</w:t>
-      </w:r>
+      </w:pPr>
       <w:r>
         <w:rPr>
           <w:rFonts w:ascii="Times New Roman" w:eastAsia="Times New Roman" w:hAnsi="Times New Roman" w:cs="Times New Roman"/>
@@ -1203,6 +1260,19 @@
           <w:lang w:eastAsia="en-GB"/>
           <w14:ligatures w14:val="none"/>
         </w:rPr>
+        <w:t>5. Discussion</w:t>
+      </w:r>
+      <w:r>
+        <w:rPr>
+          <w:rFonts w:ascii="Times New Roman" w:eastAsia="Times New Roman" w:hAnsi="Times New Roman" w:cs="Times New Roman"/>
+          <w:b/>
+          <w:bCs/>
+          <w:kern w:val="0"/>
+          <w:sz w:val="36"/>
+          <w:szCs w:val="36"/>
+          <w:lang w:eastAsia="en-GB"/>
+          <w14:ligatures w14:val="none"/>
+        </w:rPr>
         <w:t xml:space="preserve"> and Future Work</w:t>
       </w:r>
     </w:p>
@@ -1283,6 +1353,7 @@
           <w:rFonts w:ascii="Times New Roman" w:hAnsi="Times New Roman" w:cs="Times New Roman"/>
           <w:noProof/>
         </w:rPr>
+        <w:lastRenderedPageBreak/>
         <w:drawing>
           <wp:inline distT="0" distB="0" distL="0" distR="0" wp14:anchorId="1C8016FD" wp14:editId="3AD9A3AE">
             <wp:extent cx="4121913" cy="2405743"/>
@@ -1345,6 +1416,22 @@
         </w:rPr>
         <w:t>Interpolated wind field surface map of the Gulf of Kutch. The raw SAR vectors (N=3942) were resampled onto a uniform grid using cubic interpolation to demonstrate operational meteorological mapping capabilities.</w:t>
       </w:r>
+    </w:p>
+    <w:p>
+      <w:pPr>
+        <w:spacing w:before="100" w:beforeAutospacing="1" w:after="100" w:afterAutospacing="1" w:line="240" w:lineRule="auto"/>
+        <w:outlineLvl w:val="1"/>
+        <w:rPr>
+          <w:rFonts w:ascii="Times New Roman" w:eastAsia="Times New Roman" w:hAnsi="Times New Roman" w:cs="Times New Roman"/>
+          <w:b/>
+          <w:bCs/>
+          <w:kern w:val="0"/>
+          <w:sz w:val="36"/>
+          <w:szCs w:val="36"/>
+          <w:lang w:eastAsia="en-GB"/>
+          <w14:ligatures w14:val="none"/>
+        </w:rPr>
+      </w:pPr>
     </w:p>
     <w:p>
       <w:pPr>
